--- a/lib/briefing/templates/IT.docx
+++ b/lib/briefing/templates/IT.docx
@@ -1130,7 +1130,7 @@
           <w:p>
             <w:pPr>
               <w:pStyle w:val="Geenafstand"/>
-              <w:jc w:val="both"/>
+              <w:jc w:val="left"/>
               <w:rPr>
                 <w:rFonts w:ascii="Calibri" w:eastAsia="Noto Sans JP Regular" w:hAnsi="Calibri" w:cs="Calibri"/>
                 <w:sz w:val="25"/>
@@ -1159,7 +1159,7 @@
           <w:p>
             <w:pPr>
               <w:pStyle w:val="Geenafstand"/>
-              <w:jc w:val="both"/>
+              <w:jc w:val="left"/>
               <w:cnfStyle w:val="000000000000" w:firstRow="0" w:lastRow="0" w:firstColumn="0" w:lastColumn="0" w:oddVBand="0" w:evenVBand="0" w:oddHBand="0" w:evenHBand="0" w:firstRowFirstColumn="0" w:firstRowLastColumn="0" w:lastRowFirstColumn="0" w:lastRowLastColumn="0"/>
               <w:rPr>
                 <w:rFonts w:ascii="Calibri" w:eastAsia="Noto Sans JP Regular" w:hAnsi="Calibri" w:cs="Calibri"/>
@@ -1197,7 +1197,7 @@
           <w:p>
             <w:pPr>
               <w:pStyle w:val="Geenafstand"/>
-              <w:jc w:val="both"/>
+              <w:jc w:val="left"/>
               <w:rPr>
                 <w:rFonts w:ascii="Calibri" w:eastAsia="Noto Sans JP Regular" w:hAnsi="Calibri" w:cs="Calibri"/>
                 <w:sz w:val="25"/>
@@ -1226,7 +1226,7 @@
           <w:p>
             <w:pPr>
               <w:pStyle w:val="Geenafstand"/>
-              <w:jc w:val="both"/>
+              <w:jc w:val="left"/>
               <w:cnfStyle w:val="100000000000" w:firstRow="1" w:lastRow="0" w:firstColumn="0" w:lastColumn="0" w:oddVBand="0" w:evenVBand="0" w:oddHBand="0" w:evenHBand="0" w:firstRowFirstColumn="0" w:firstRowLastColumn="0" w:lastRowFirstColumn="0" w:lastRowLastColumn="0"/>
               <w:rPr>
                 <w:rFonts w:ascii="Calibri" w:eastAsia="Noto Sans JP Regular" w:hAnsi="Calibri" w:cs="Calibri"/>
@@ -1266,7 +1266,7 @@
           <w:p>
             <w:pPr>
               <w:pStyle w:val="Geenafstand"/>
-              <w:jc w:val="both"/>
+              <w:jc w:val="left"/>
               <w:rPr>
                 <w:rFonts w:ascii="Calibri" w:eastAsia="Noto Sans JP Regular" w:hAnsi="Calibri" w:cs="Calibri"/>
                 <w:sz w:val="25"/>
@@ -1295,7 +1295,7 @@
           <w:p>
             <w:pPr>
               <w:pStyle w:val="Geenafstand"/>
-              <w:jc w:val="both"/>
+              <w:jc w:val="left"/>
               <w:cnfStyle w:val="100000000000" w:firstRow="1" w:lastRow="0" w:firstColumn="0" w:lastColumn="0" w:oddVBand="0" w:evenVBand="0" w:oddHBand="0" w:evenHBand="0" w:firstRowFirstColumn="0" w:firstRowLastColumn="0" w:lastRowFirstColumn="0" w:lastRowLastColumn="0"/>
               <w:rPr>
                 <w:rFonts w:ascii="Calibri" w:eastAsia="Noto Sans JP Regular" w:hAnsi="Calibri" w:cs="Calibri"/>
@@ -1329,12 +1329,13 @@
             <w:tcBorders>
               <w:top w:val="single" w:sz="4" w:space="0" w:color="auto"/>
             </w:tcBorders>
+            <w:shd w:val="clear" w:color="auto" w:fill="F2F2F2" w:themeFill="background1" w:themeFillShade="F2"/>
             <w:vAlign w:val="center"/>
           </w:tcPr>
           <w:p>
             <w:pPr>
               <w:pStyle w:val="Geenafstand"/>
-              <w:jc w:val="both"/>
+              <w:jc w:val="left"/>
               <w:rPr>
                 <w:rFonts w:ascii="Calibri" w:eastAsia="Noto Sans JP Regular" w:hAnsi="Calibri" w:cs="Calibri"/>
                 <w:sz w:val="25"/>
@@ -1363,7 +1364,7 @@
           <w:p>
             <w:pPr>
               <w:pStyle w:val="Geenafstand"/>
-              <w:jc w:val="both"/>
+              <w:jc w:val="left"/>
               <w:cnfStyle w:val="000000100000" w:firstRow="0" w:lastRow="0" w:firstColumn="0" w:lastColumn="0" w:oddVBand="0" w:evenVBand="0" w:oddHBand="1" w:evenHBand="0" w:firstRowFirstColumn="0" w:firstRowLastColumn="0" w:lastRowFirstColumn="0" w:lastRowLastColumn="0"/>
               <w:rPr>
                 <w:rFonts w:ascii="Calibri" w:eastAsia="Noto Sans JP Regular" w:hAnsi="Calibri" w:cs="Calibri"/>
@@ -1397,7 +1398,7 @@
           <w:p>
             <w:pPr>
               <w:pStyle w:val="Geenafstand"/>
-              <w:jc w:val="both"/>
+              <w:jc w:val="left"/>
               <w:rPr>
                 <w:rFonts w:ascii="Calibri" w:eastAsia="Noto Sans JP Regular" w:hAnsi="Calibri" w:cs="Calibri"/>
                 <w:sz w:val="25"/>
@@ -1423,7 +1424,7 @@
           <w:p>
             <w:pPr>
               <w:pStyle w:val="Geenafstand"/>
-              <w:jc w:val="both"/>
+              <w:jc w:val="left"/>
               <w:cnfStyle w:val="000000000000" w:firstRow="0" w:lastRow="0" w:firstColumn="0" w:lastColumn="0" w:oddVBand="0" w:evenVBand="0" w:oddHBand="0" w:evenHBand="0" w:firstRowFirstColumn="0" w:firstRowLastColumn="0" w:lastRowFirstColumn="0" w:lastRowLastColumn="0"/>
               <w:rPr>
                 <w:rFonts w:ascii="Calibri" w:eastAsia="Noto Sans JP Regular" w:hAnsi="Calibri" w:cs="Calibri"/>
@@ -1452,12 +1453,13 @@
           <w:tcPr>
             <w:cnfStyle w:val="001000000000" w:firstRow="0" w:lastRow="0" w:firstColumn="1" w:lastColumn="0" w:oddVBand="0" w:evenVBand="0" w:oddHBand="0" w:evenHBand="0" w:firstRowFirstColumn="0" w:firstRowLastColumn="0" w:lastRowFirstColumn="0" w:lastRowLastColumn="0"/>
             <w:tcW w:w="2693" w:type="dxa"/>
+            <w:shd w:val="clear" w:color="auto" w:fill="F2F2F2" w:themeFill="background1" w:themeFillShade="F2"/>
             <w:vAlign w:val="center"/>
           </w:tcPr>
           <w:p>
             <w:pPr>
               <w:pStyle w:val="Geenafstand"/>
-              <w:jc w:val="both"/>
+              <w:jc w:val="left"/>
               <w:rPr>
                 <w:rFonts w:ascii="Calibri" w:eastAsia="Noto Sans JP Regular" w:hAnsi="Calibri" w:cs="Calibri"/>
                 <w:sz w:val="25"/>
@@ -1483,7 +1485,7 @@
           <w:p>
             <w:pPr>
               <w:pStyle w:val="Geenafstand"/>
-              <w:jc w:val="both"/>
+              <w:jc w:val="left"/>
               <w:cnfStyle w:val="000000100000" w:firstRow="0" w:lastRow="0" w:firstColumn="0" w:lastColumn="0" w:oddVBand="0" w:evenVBand="0" w:oddHBand="1" w:evenHBand="0" w:firstRowFirstColumn="0" w:firstRowLastColumn="0" w:lastRowFirstColumn="0" w:lastRowLastColumn="0"/>
               <w:rPr>
                 <w:rFonts w:ascii="Calibri" w:eastAsia="Noto Sans JP Regular" w:hAnsi="Calibri" w:cs="Calibri"/>
@@ -1517,7 +1519,7 @@
           <w:p>
             <w:pPr>
               <w:pStyle w:val="Geenafstand"/>
-              <w:jc w:val="both"/>
+              <w:jc w:val="left"/>
               <w:rPr>
                 <w:rFonts w:ascii="Calibri" w:eastAsia="Noto Sans JP Regular" w:hAnsi="Calibri" w:cs="Calibri"/>
                 <w:sz w:val="25"/>
@@ -1543,7 +1545,7 @@
           <w:p>
             <w:pPr>
               <w:pStyle w:val="Geenafstand"/>
-              <w:jc w:val="both"/>
+              <w:jc w:val="left"/>
               <w:cnfStyle w:val="000000000000" w:firstRow="0" w:lastRow="0" w:firstColumn="0" w:lastColumn="0" w:oddVBand="0" w:evenVBand="0" w:oddHBand="0" w:evenHBand="0" w:firstRowFirstColumn="0" w:firstRowLastColumn="0" w:lastRowFirstColumn="0" w:lastRowLastColumn="0"/>
               <w:rPr>
                 <w:rFonts w:ascii="Calibri" w:eastAsia="Noto Sans JP Regular" w:hAnsi="Calibri" w:cs="Calibri"/>
@@ -1575,12 +1577,13 @@
             <w:tcBorders>
               <w:bottom w:val="single" w:sz="4" w:space="0" w:color="auto"/>
             </w:tcBorders>
+            <w:shd w:val="clear" w:color="auto" w:fill="F2F2F2" w:themeFill="background1" w:themeFillShade="F2"/>
             <w:vAlign w:val="center"/>
           </w:tcPr>
           <w:p>
             <w:pPr>
               <w:pStyle w:val="Geenafstand"/>
-              <w:jc w:val="both"/>
+              <w:jc w:val="left"/>
               <w:rPr>
                 <w:rFonts w:ascii="Calibri" w:eastAsia="Noto Sans JP Regular" w:hAnsi="Calibri" w:cs="Calibri"/>
                 <w:sz w:val="25"/>
@@ -1609,7 +1612,7 @@
           <w:p>
             <w:pPr>
               <w:pStyle w:val="Geenafstand"/>
-              <w:jc w:val="both"/>
+              <w:jc w:val="left"/>
               <w:cnfStyle w:val="000000100000" w:firstRow="0" w:lastRow="0" w:firstColumn="0" w:lastColumn="0" w:oddVBand="0" w:evenVBand="0" w:oddHBand="1" w:evenHBand="0" w:firstRowFirstColumn="0" w:firstRowLastColumn="0" w:lastRowFirstColumn="0" w:lastRowLastColumn="0"/>
               <w:rPr>
                 <w:rFonts w:ascii="Calibri" w:eastAsia="Noto Sans JP Regular" w:hAnsi="Calibri" w:cs="Calibri"/>
@@ -1646,7 +1649,7 @@
           <w:p>
             <w:pPr>
               <w:pStyle w:val="Geenafstand"/>
-              <w:jc w:val="both"/>
+              <w:jc w:val="left"/>
               <w:rPr>
                 <w:rFonts w:ascii="Calibri" w:eastAsia="Noto Sans JP Regular" w:hAnsi="Calibri" w:cs="Calibri"/>
                 <w:sz w:val="25"/>
@@ -1675,7 +1678,7 @@
           <w:p>
             <w:pPr>
               <w:pStyle w:val="Geenafstand"/>
-              <w:jc w:val="both"/>
+              <w:jc w:val="left"/>
               <w:cnfStyle w:val="100000000000" w:firstRow="1" w:lastRow="0" w:firstColumn="0" w:lastColumn="0" w:oddVBand="0" w:evenVBand="0" w:oddHBand="0" w:evenHBand="0" w:firstRowFirstColumn="0" w:firstRowLastColumn="0" w:lastRowFirstColumn="0" w:lastRowLastColumn="0"/>
               <w:rPr>
                 <w:rFonts w:ascii="Calibri" w:eastAsia="Noto Sans JP Regular" w:hAnsi="Calibri" w:cs="Calibri"/>
@@ -1714,7 +1717,7 @@
           <w:p>
             <w:pPr>
               <w:pStyle w:val="Geenafstand"/>
-              <w:jc w:val="both"/>
+              <w:jc w:val="left"/>
               <w:rPr>
                 <w:rFonts w:ascii="Calibri" w:eastAsia="Noto Sans JP Regular" w:hAnsi="Calibri" w:cs="Calibri"/>
                 <w:sz w:val="25"/>
@@ -1743,7 +1746,7 @@
           <w:p>
             <w:pPr>
               <w:pStyle w:val="Geenafstand"/>
-              <w:jc w:val="both"/>
+              <w:jc w:val="left"/>
               <w:cnfStyle w:val="000000000000" w:firstRow="0" w:lastRow="0" w:firstColumn="0" w:lastColumn="0" w:oddVBand="0" w:evenVBand="0" w:oddHBand="0" w:evenHBand="0" w:firstRowFirstColumn="0" w:firstRowLastColumn="0" w:lastRowFirstColumn="0" w:lastRowLastColumn="0"/>
               <w:rPr>
                 <w:rFonts w:eastAsia="Noto Sans JP Regular" w:cs="Calibri"/>
@@ -1776,6 +1779,7 @@
             <w:tcBorders>
               <w:bottom w:val="single" w:sz="4" w:space="0" w:color="auto"/>
             </w:tcBorders>
+            <w:shd w:val="clear" w:color="auto" w:fill="F2F2F2" w:themeFill="background1" w:themeFillShade="F2"/>
             <w:vAlign w:val="center"/>
           </w:tcPr>
           <w:p>
@@ -1809,7 +1813,7 @@
           <w:p>
             <w:pPr>
               <w:pStyle w:val="Geenafstand"/>
-              <w:jc w:val="both"/>
+              <w:jc w:val="left"/>
               <w:cnfStyle w:val="000000100000" w:firstRow="0" w:lastRow="0" w:firstColumn="0" w:lastColumn="0" w:oddVBand="0" w:evenVBand="0" w:oddHBand="1" w:evenHBand="0" w:firstRowFirstColumn="0" w:firstRowLastColumn="0" w:lastRowFirstColumn="0" w:lastRowLastColumn="0"/>
               <w:rPr>
                 <w:rFonts w:ascii="Calibri" w:eastAsia="Noto Sans JP Regular" w:hAnsi="Calibri" w:cs="Calibri"/>
@@ -1840,12 +1844,13 @@
             <w:tcBorders>
               <w:bottom w:val="single" w:sz="4" w:space="0" w:color="auto"/>
             </w:tcBorders>
+            <w:shd w:val="clear" w:color="auto" w:fill="F2F2F2" w:themeFill="background1" w:themeFillShade="F2"/>
             <w:vAlign w:val="center"/>
           </w:tcPr>
           <w:p>
             <w:pPr>
               <w:pStyle w:val="Geenafstand"/>
-              <w:jc w:val="both"/>
+              <w:jc w:val="left"/>
               <w:rPr>
                 <w:rFonts w:ascii="Calibri" w:eastAsia="Noto Sans JP Regular" w:hAnsi="Calibri" w:cs="Calibri"/>
                 <w:sz w:val="25"/>
@@ -1874,7 +1879,7 @@
           <w:p>
             <w:pPr>
               <w:pStyle w:val="Geenafstand"/>
-              <w:jc w:val="both"/>
+              <w:jc w:val="left"/>
               <w:cnfStyle w:val="000000100000" w:firstRow="0" w:lastRow="0" w:firstColumn="0" w:lastColumn="0" w:oddVBand="0" w:evenVBand="0" w:oddHBand="1" w:evenHBand="0" w:firstRowFirstColumn="0" w:firstRowLastColumn="0" w:lastRowFirstColumn="0" w:lastRowLastColumn="0"/>
               <w:rPr>
                 <w:rFonts w:ascii="Calibri" w:eastAsia="Noto Sans JP Regular" w:hAnsi="Calibri" w:cs="Calibri"/>
@@ -1911,7 +1916,7 @@
           <w:p>
             <w:pPr>
               <w:pStyle w:val="Geenafstand"/>
-              <w:jc w:val="both"/>
+              <w:jc w:val="left"/>
               <w:rPr>
                 <w:rFonts w:ascii="Calibri" w:eastAsia="Noto Sans JP Regular" w:hAnsi="Calibri" w:cs="Calibri"/>
                 <w:sz w:val="25"/>
@@ -1967,12 +1972,13 @@
             <w:tcBorders>
               <w:top w:val="single" w:sz="4" w:space="0" w:color="auto"/>
             </w:tcBorders>
+            <w:shd w:val="clear" w:color="auto" w:fill="F2F2F2" w:themeFill="background1" w:themeFillShade="F2"/>
             <w:vAlign w:val="center"/>
           </w:tcPr>
           <w:p>
             <w:pPr>
               <w:pStyle w:val="Geenafstand"/>
-              <w:jc w:val="both"/>
+              <w:jc w:val="left"/>
               <w:rPr>
                 <w:rFonts w:ascii="Calibri" w:eastAsia="Noto Sans JP Regular" w:hAnsi="Calibri" w:cs="Calibri"/>
                 <w:sz w:val="25"/>
@@ -2001,7 +2007,7 @@
           <w:p>
             <w:pPr>
               <w:pStyle w:val="Geenafstand"/>
-              <w:jc w:val="both"/>
+              <w:jc w:val="left"/>
               <w:cnfStyle w:val="000000100000" w:firstRow="0" w:lastRow="0" w:firstColumn="0" w:lastColumn="0" w:oddVBand="0" w:evenVBand="0" w:oddHBand="1" w:evenHBand="0" w:firstRowFirstColumn="0" w:firstRowLastColumn="0" w:lastRowFirstColumn="0" w:lastRowLastColumn="0"/>
               <w:rPr>
                 <w:rFonts w:ascii="Calibri" w:eastAsia="Noto Sans JP Regular" w:hAnsi="Calibri" w:cs="Calibri"/>
@@ -2037,7 +2043,7 @@
           <w:p>
             <w:pPr>
               <w:pStyle w:val="Geenafstand"/>
-              <w:jc w:val="both"/>
+              <w:jc w:val="left"/>
               <w:rPr>
                 <w:rFonts w:ascii="Calibri" w:eastAsia="Noto Sans JP Regular" w:hAnsi="Calibri" w:cs="Calibri"/>
                 <w:sz w:val="25"/>
@@ -2066,7 +2072,7 @@
           <w:p>
             <w:pPr>
               <w:pStyle w:val="Geenafstand"/>
-              <w:jc w:val="both"/>
+              <w:jc w:val="left"/>
               <w:cnfStyle w:val="000000000000" w:firstRow="0" w:lastRow="0" w:firstColumn="0" w:lastColumn="0" w:oddVBand="0" w:evenVBand="0" w:oddHBand="0" w:evenHBand="0" w:firstRowFirstColumn="0" w:firstRowLastColumn="0" w:lastRowFirstColumn="0" w:lastRowLastColumn="0"/>
               <w:rPr>
                 <w:rFonts w:ascii="Calibri" w:eastAsia="Noto Sans JP Regular" w:hAnsi="Calibri" w:cs="Calibri"/>
@@ -2098,12 +2104,13 @@
             <w:tcBorders>
               <w:top w:val="single" w:sz="4" w:space="0" w:color="auto"/>
             </w:tcBorders>
+            <w:shd w:val="clear" w:color="auto" w:fill="F2F2F2" w:themeFill="background1" w:themeFillShade="F2"/>
             <w:vAlign w:val="center"/>
           </w:tcPr>
           <w:p>
             <w:pPr>
               <w:pStyle w:val="Geenafstand"/>
-              <w:jc w:val="both"/>
+              <w:jc w:val="left"/>
               <w:rPr>
                 <w:rFonts w:ascii="Calibri" w:eastAsia="Noto Sans JP Regular" w:hAnsi="Calibri" w:cs="Calibri"/>
                 <w:sz w:val="25"/>
@@ -2132,7 +2139,7 @@
           <w:p>
             <w:pPr>
               <w:pStyle w:val="Geenafstand"/>
-              <w:jc w:val="both"/>
+              <w:jc w:val="left"/>
               <w:cnfStyle w:val="000000100000" w:firstRow="0" w:lastRow="0" w:firstColumn="0" w:lastColumn="0" w:oddVBand="0" w:evenVBand="0" w:oddHBand="1" w:evenHBand="0" w:firstRowFirstColumn="0" w:firstRowLastColumn="0" w:lastRowFirstColumn="0" w:lastRowLastColumn="0"/>
               <w:rPr>
                 <w:rFonts w:ascii="Calibri" w:eastAsia="Noto Sans JP Regular" w:hAnsi="Calibri" w:cs="Calibri"/>

--- a/lib/briefing/templates/IT.docx
+++ b/lib/briefing/templates/IT.docx
@@ -697,345 +697,166 @@
     </w:p>
     <w:p>
       <w:pPr>
-        <w:spacing w:before="1077"/>
-      </w:pPr>
-      <w:r>
-        <w:t xml:space="preserve">Binnenkort organiseer je namens </w:t>
-      </w:r>
-      <w:proofErr w:type="spellStart"/>
-      <w:r>
-        <w:t>Incompany</w:t>
-      </w:r>
-      <w:proofErr w:type="spellEnd"/>
-      <w:r>
-        <w:t xml:space="preserve"> Trainer</w:t>
-      </w:r>
-      <w:r>
-        <w:t xml:space="preserve"> </w:t>
-      </w:r>
-      <w:r>
-        <w:t xml:space="preserve">een </w:t>
-      </w:r>
-      <w:r>
-        <w:t>training</w:t>
-      </w:r>
-      <w:r>
-        <w:t xml:space="preserve"> bij een van onze klanten. Alle informatie in deze briefing is aangedragen door de klant zodat je de </w:t>
-      </w:r>
-      <w:r>
-        <w:t>training</w:t>
-      </w:r>
-      <w:r>
-        <w:t xml:space="preserve"> </w:t>
-      </w:r>
-      <w:r>
-        <w:t>perfect kan afstemmen op hun situatie en wensen. We benadrukken graag nog even de punten die voor ons belangrijk zijn:</w:t>
+        <w:spacing w:before="1077" w:after="0" w:line="20" w:lineRule="exact"/>
+        <w:rPr>
+          <w:sz w:val="2"/>
+          <w:szCs w:val="2"/>
+        </w:rPr>
+      </w:pPr>
+    </w:p>
+    <w:p>
+      <w:r>
+        <w:t xml:space="preserve">+++FOR s IN algemeen+++</w:t>
+      </w:r>
+    </w:p>
+    <w:p>
+      <w:r>
+        <w:t xml:space="preserve">+++IF $s.witregel+++</w:t>
+      </w:r>
+    </w:p>
+    <w:p>
+      <w:pPr>
+        <w:rPr>
+          <w:szCs w:val="18"/>
+        </w:rPr>
+      </w:pPr>
+      <w:r>
+        <w:rPr>
+          <w:szCs w:val="18"/>
+        </w:rPr>
+        <w:t xml:space="preserve"/>
+      </w:r>
+    </w:p>
+    <w:p>
+      <w:r>
+        <w:t xml:space="preserve">+++END-IF+++</w:t>
+      </w:r>
+    </w:p>
+    <w:p>
+      <w:r>
+        <w:t xml:space="preserve">+++IF $s.kop+++</w:t>
+      </w:r>
+    </w:p>
+    <w:p>
+      <w:pPr>
+        <w:pStyle w:val="Kop1"/>
+        <w:rPr>
+          <w:rFonts w:eastAsia="Noto Sans JP Regular"/>
+        </w:rPr>
+      </w:pPr>
+      <w:r>
+        <w:rPr>
+          <w:rFonts w:eastAsia="Noto Sans JP Regular"/>
+        </w:rPr>
+        <w:t xml:space="preserve">+++$s.kop+++</w:t>
+      </w:r>
+    </w:p>
+    <w:p>
+      <w:r>
+        <w:t xml:space="preserve">+++END-IF+++</w:t>
+      </w:r>
+    </w:p>
+    <w:p>
+      <w:r>
+        <w:t xml:space="preserve">+++FOR r IN $s.regels+++</w:t>
+      </w:r>
+    </w:p>
+    <w:p>
+      <w:r>
+        <w:t xml:space="preserve">+++IF $r.bullet &amp;&amp; !$r.niveau+++</w:t>
+      </w:r>
+    </w:p>
+    <w:p>
+      <w:pPr>
+        <w:numPr>
+          <w:ilvl w:val="0"/>
+          <w:numId w:val="1"/>
+        </w:numPr>
+        <w:rPr>
+          <w:szCs w:val="18"/>
+        </w:rPr>
+      </w:pPr>
+      <w:r>
+        <w:rPr>
+          <w:szCs w:val="18"/>
+        </w:rPr>
+        <w:t xml:space="preserve">+++$r.tekst+++</w:t>
+      </w:r>
+    </w:p>
+    <w:p>
+      <w:r>
+        <w:t xml:space="preserve">+++END-IF+++</w:t>
+      </w:r>
+    </w:p>
+    <w:p>
+      <w:r>
+        <w:t xml:space="preserve">+++IF $r.bullet &amp;&amp; $r.niveau+++</w:t>
+      </w:r>
+    </w:p>
+    <w:p>
+      <w:pPr>
+        <w:numPr>
+          <w:ilvl w:val="1"/>
+          <w:numId w:val="1"/>
+        </w:numPr>
+        <w:rPr>
+          <w:szCs w:val="18"/>
+        </w:rPr>
+      </w:pPr>
+      <w:r>
+        <w:rPr>
+          <w:szCs w:val="18"/>
+        </w:rPr>
+        <w:t xml:space="preserve">+++$r.tekst+++</w:t>
+      </w:r>
+    </w:p>
+    <w:p>
+      <w:r>
+        <w:t xml:space="preserve">+++END-IF+++</w:t>
+      </w:r>
+    </w:p>
+    <w:p>
+      <w:r>
+        <w:t xml:space="preserve">+++IF !$r.bullet+++</w:t>
+      </w:r>
+    </w:p>
+    <w:p>
+      <w:pPr>
+        <w:rPr>
+          <w:szCs w:val="18"/>
+        </w:rPr>
+      </w:pPr>
+      <w:r>
+        <w:rPr>
+          <w:szCs w:val="18"/>
+        </w:rPr>
+        <w:t xml:space="preserve">+++$r.tekst+++</w:t>
+      </w:r>
+    </w:p>
+    <w:p>
+      <w:r>
+        <w:t xml:space="preserve">+++END-IF+++</w:t>
+      </w:r>
+    </w:p>
+    <w:p>
+      <w:r>
+        <w:t xml:space="preserve">+++END-FOR r+++</w:t>
+      </w:r>
+    </w:p>
+    <w:p>
+      <w:r>
+        <w:t xml:space="preserve">+++END-FOR s+++</w:t>
       </w:r>
     </w:p>
     <w:p/>
     <w:p>
-      <w:pPr>
-        <w:pStyle w:val="Kop1"/>
-        <w:rPr>
-          <w:rFonts w:eastAsia="Noto Sans JP Regular"/>
-        </w:rPr>
-      </w:pPr>
-      <w:r>
-        <w:rPr>
-          <w:rFonts w:eastAsia="Noto Sans JP Regular"/>
-        </w:rPr>
-        <w:t xml:space="preserve">Onder </w:t>
-      </w:r>
-      <w:r>
-        <w:rPr>
-          <w:rFonts w:eastAsia="Noto Sans JP Regular"/>
-        </w:rPr>
-        <w:t xml:space="preserve">de vlag van </w:t>
-      </w:r>
-      <w:proofErr w:type="spellStart"/>
-      <w:r>
-        <w:rPr>
-          <w:rFonts w:eastAsia="Noto Sans JP Regular"/>
-        </w:rPr>
-        <w:t>Incompany</w:t>
-      </w:r>
-      <w:proofErr w:type="spellEnd"/>
-      <w:r>
-        <w:rPr>
-          <w:rFonts w:eastAsia="Noto Sans JP Regular"/>
-        </w:rPr>
-        <w:t xml:space="preserve"> Trainer</w:t>
-      </w:r>
-    </w:p>
-    <w:p>
-      <w:pPr>
-        <w:rPr>
-          <w:szCs w:val="21"/>
-        </w:rPr>
-      </w:pPr>
-      <w:r>
-        <w:rPr>
-          <w:szCs w:val="21"/>
-        </w:rPr>
-        <w:t xml:space="preserve">Het is voor ons belangrijk dat je bij de klant werkt onder </w:t>
-      </w:r>
-      <w:r>
-        <w:rPr>
-          <w:szCs w:val="21"/>
-        </w:rPr>
-        <w:t>onze vlag</w:t>
-      </w:r>
-      <w:r>
-        <w:rPr>
-          <w:szCs w:val="21"/>
-        </w:rPr>
-        <w:t xml:space="preserve">. Dat houdt in dat je je naar de klant toe presenteert als trainer van </w:t>
-      </w:r>
-      <w:proofErr w:type="spellStart"/>
-      <w:r>
-        <w:rPr>
-          <w:szCs w:val="21"/>
-        </w:rPr>
-        <w:t>Incompany</w:t>
-      </w:r>
-      <w:proofErr w:type="spellEnd"/>
-      <w:r>
-        <w:rPr>
-          <w:szCs w:val="21"/>
-        </w:rPr>
-        <w:t xml:space="preserve"> Trainer</w:t>
-      </w:r>
-      <w:r>
-        <w:rPr>
-          <w:szCs w:val="21"/>
-        </w:rPr>
-        <w:t>.</w:t>
-      </w:r>
-      <w:r>
-        <w:rPr>
-          <w:szCs w:val="21"/>
-        </w:rPr>
-        <w:t xml:space="preserve"> Acquisitie voor het eigen bedrijf </w:t>
-      </w:r>
-      <w:proofErr w:type="spellStart"/>
-      <w:r>
-        <w:rPr>
-          <w:szCs w:val="21"/>
-        </w:rPr>
-        <w:t>cq.</w:t>
-      </w:r>
-      <w:proofErr w:type="spellEnd"/>
-      <w:r>
-        <w:rPr>
-          <w:szCs w:val="21"/>
-        </w:rPr>
-        <w:t xml:space="preserve"> dienstverlening is </w:t>
-      </w:r>
-      <w:r>
-        <w:rPr>
-          <w:szCs w:val="21"/>
-        </w:rPr>
-        <w:t>niet toegestaan.</w:t>
-      </w:r>
-    </w:p>
-    <w:p/>
-    <w:p>
-      <w:pPr>
-        <w:pStyle w:val="Kop1"/>
-      </w:pPr>
-      <w:r>
-        <w:t>Behoefte aan vervolg of aanvullende diensten</w:t>
-      </w:r>
-    </w:p>
-    <w:p>
-      <w:pPr>
-        <w:rPr>
-          <w:szCs w:val="21"/>
-        </w:rPr>
-      </w:pPr>
-      <w:r>
-        <w:rPr>
-          <w:szCs w:val="21"/>
-        </w:rPr>
-        <w:t xml:space="preserve">Indien de klant aanvullende of opvolgende behoeftes heeft kan je dit met ons communiceren, of je kan de klant doorverwijzen naar ons. Wij treden dan in contact met de klant om de mogelijkheden te bespreken. </w:t>
-      </w:r>
-    </w:p>
-    <w:p/>
-    <w:p>
-      <w:pPr>
-        <w:pStyle w:val="Kop1"/>
-        <w:rPr>
-          <w:rFonts w:eastAsia="Noto Sans JP Regular"/>
-        </w:rPr>
-      </w:pPr>
-      <w:r>
-        <w:rPr>
-          <w:rFonts w:eastAsia="Noto Sans JP Regular"/>
-        </w:rPr>
-        <w:t>Materialen</w:t>
-      </w:r>
-    </w:p>
-    <w:p>
-      <w:pPr>
-        <w:rPr>
-          <w:szCs w:val="21"/>
-        </w:rPr>
-      </w:pPr>
-      <w:r>
-        <w:rPr>
-          <w:szCs w:val="21"/>
-        </w:rPr>
-        <w:t xml:space="preserve">Het is </w:t>
-      </w:r>
-      <w:r>
-        <w:rPr>
-          <w:szCs w:val="21"/>
-        </w:rPr>
-        <w:t xml:space="preserve">belangrijk dat alles er professioneel en uniform uit ziet. Alle materialen, presentaties, et cetera, worden daarom in </w:t>
-      </w:r>
-      <w:r>
-        <w:rPr>
-          <w:szCs w:val="21"/>
-        </w:rPr>
-        <w:t xml:space="preserve">de </w:t>
-      </w:r>
-      <w:r>
-        <w:rPr>
-          <w:szCs w:val="21"/>
-        </w:rPr>
-        <w:t>huisstijl</w:t>
-      </w:r>
-      <w:r>
-        <w:rPr>
-          <w:szCs w:val="21"/>
-        </w:rPr>
-        <w:t xml:space="preserve"> van </w:t>
-      </w:r>
-      <w:proofErr w:type="spellStart"/>
-      <w:r>
-        <w:rPr>
-          <w:szCs w:val="21"/>
-        </w:rPr>
-        <w:t>Incompany</w:t>
-      </w:r>
-      <w:proofErr w:type="spellEnd"/>
-      <w:r>
-        <w:rPr>
-          <w:szCs w:val="21"/>
-        </w:rPr>
-        <w:t xml:space="preserve"> Trainer</w:t>
-      </w:r>
-      <w:r>
-        <w:rPr>
-          <w:szCs w:val="21"/>
-        </w:rPr>
-        <w:t xml:space="preserve"> gebruikt tijdens de </w:t>
-      </w:r>
-      <w:r>
-        <w:rPr>
-          <w:szCs w:val="21"/>
-        </w:rPr>
-        <w:t>training</w:t>
-      </w:r>
-      <w:r>
-        <w:rPr>
-          <w:szCs w:val="21"/>
-        </w:rPr>
-        <w:t xml:space="preserve">. Heb je materialen die nog niet in onze huisstijl omgezet zijn? Stuur het dan even door zodat we dit voor de </w:t>
-      </w:r>
-      <w:r>
-        <w:rPr>
-          <w:szCs w:val="21"/>
-        </w:rPr>
-        <w:t>training</w:t>
-      </w:r>
-      <w:r>
-        <w:rPr>
-          <w:szCs w:val="21"/>
-        </w:rPr>
-        <w:t xml:space="preserve"> kunnen doen.</w:t>
-      </w:r>
-    </w:p>
-    <w:p/>
-    <w:p>
-      <w:pPr>
-        <w:pStyle w:val="Kop1"/>
-        <w:rPr>
-          <w:rFonts w:eastAsia="Noto Sans JP Regular"/>
-        </w:rPr>
-      </w:pPr>
-      <w:r>
-        <w:rPr>
-          <w:rFonts w:eastAsia="Noto Sans JP Regular"/>
-        </w:rPr>
-        <w:t xml:space="preserve">Inhoud </w:t>
-      </w:r>
-      <w:r>
-        <w:rPr>
-          <w:rFonts w:eastAsia="Noto Sans JP Regular"/>
-        </w:rPr>
-        <w:t>training</w:t>
-      </w:r>
-    </w:p>
-    <w:p>
-      <w:pPr>
-        <w:rPr>
-          <w:szCs w:val="21"/>
-        </w:rPr>
-      </w:pPr>
-      <w:r>
-        <w:rPr>
-          <w:szCs w:val="21"/>
-        </w:rPr>
-        <w:t xml:space="preserve">De klant heeft de </w:t>
-      </w:r>
-      <w:r>
-        <w:rPr>
-          <w:szCs w:val="21"/>
-        </w:rPr>
-        <w:t>training</w:t>
-      </w:r>
-      <w:r>
-        <w:rPr>
-          <w:szCs w:val="21"/>
-        </w:rPr>
-        <w:t xml:space="preserve"> </w:t>
-      </w:r>
-      <w:r>
-        <w:rPr>
-          <w:szCs w:val="21"/>
-        </w:rPr>
-        <w:t xml:space="preserve">geboekt op basis van de content zoals die op onze website te vinden is. Het is belangrijk dat die inhoud tijdens de </w:t>
-      </w:r>
-      <w:r>
-        <w:rPr>
-          <w:szCs w:val="21"/>
-        </w:rPr>
-        <w:t>training</w:t>
-      </w:r>
-      <w:r>
-        <w:rPr>
-          <w:szCs w:val="21"/>
-        </w:rPr>
-        <w:t xml:space="preserve"> </w:t>
-      </w:r>
-      <w:r>
-        <w:rPr>
-          <w:szCs w:val="21"/>
-        </w:rPr>
-        <w:t xml:space="preserve">aangeraakt wordt. </w:t>
-      </w:r>
-    </w:p>
-    <w:p/>
-    <w:p>
-      <w:r>
-        <w:t>Vragen? We horen het graag!</w:t>
-      </w:r>
-    </w:p>
-    <w:p/>
-    <w:p>
       <w:r>
         <w:br w:type="page"/>
+      </w:r>
+    </w:p>
+    <w:p>
+      <w:r>
+        <w:t xml:space="preserve">+++FOR m IN mondayChallenges+++</w:t>
       </w:r>
     </w:p>
     <w:p>
@@ -1048,36 +869,15 @@
       </w:pPr>
       <w:r>
         <w:rPr>
-          <w:rFonts w:cs="Helvetica"/>
-          <w:b w:val="0"/>
-          <w:noProof/>
-        </w:rPr>
-        <w:lastRenderedPageBreak/>
-      </w:r>
-      <w:r/>
-      <w:r>
-        <w:rPr>
           <w:rFonts w:eastAsia="Noto Sans JP Regular"/>
           <w:highlight w:val="cyan"/>
         </w:rPr>
-        <w:lastRenderedPageBreak/>
-        <w:t xml:space="preserve">!! Vergeet de </w:t>
-      </w:r>
-      <w:proofErr w:type="spellStart"/>
-      <w:r>
-        <w:rPr>
-          <w:rFonts w:eastAsia="Noto Sans JP Regular"/>
-          <w:highlight w:val="cyan"/>
-        </w:rPr>
-        <w:t>Monday</w:t>
-      </w:r>
-      <w:proofErr w:type="spellEnd"/>
-      <w:r>
-        <w:rPr>
-          <w:rFonts w:eastAsia="Noto Sans JP Regular"/>
-          <w:highlight w:val="cyan"/>
-        </w:rPr>
-        <w:t xml:space="preserve"> Challenges niet aan te bieden in je sessie !!</w:t>
+        <w:t xml:space="preserve">+++$m+++</w:t>
+      </w:r>
+    </w:p>
+    <w:p>
+      <w:r>
+        <w:t xml:space="preserve">+++END-FOR m+++</w:t>
       </w:r>
     </w:p>
     <w:p>
@@ -2908,6 +2708,11 @@
       </w:r>
     </w:p>
     <w:p>
+      <w:r>
+        <w:t xml:space="preserve">+++IF $blk.titel+++</w:t>
+      </w:r>
+    </w:p>
+    <w:p>
       <w:pPr>
         <w:pStyle w:val="Kop1"/>
         <w:rPr>
@@ -2919,6 +2724,11 @@
           <w:rFonts w:eastAsia="Noto Sans JP Regular"/>
         </w:rPr>
         <w:t xml:space="preserve">+++$blk.titel+++</w:t>
+      </w:r>
+    </w:p>
+    <w:p>
+      <w:r>
+        <w:t xml:space="preserve">+++END-IF+++</w:t>
       </w:r>
     </w:p>
     <w:p>
@@ -3086,6 +2896,16 @@
       </w:r>
     </w:p>
     <w:p>
+      <w:r>
+        <w:t xml:space="preserve">+++FOR s IN concept+++</w:t>
+      </w:r>
+    </w:p>
+    <w:p>
+      <w:r>
+        <w:t xml:space="preserve">+++IF $s.witregel+++</w:t>
+      </w:r>
+    </w:p>
+    <w:p>
       <w:pPr>
         <w:rPr>
           <w:szCs w:val="18"/>
@@ -3099,6 +2919,16 @@
       </w:r>
     </w:p>
     <w:p>
+      <w:r>
+        <w:t xml:space="preserve">+++END-IF+++</w:t>
+      </w:r>
+    </w:p>
+    <w:p>
+      <w:r>
+        <w:t xml:space="preserve">+++IF $s.kop+++</w:t>
+      </w:r>
+    </w:p>
+    <w:p>
       <w:pPr>
         <w:pStyle w:val="Kop1"/>
         <w:rPr>
@@ -3109,33 +2939,22 @@
         <w:rPr>
           <w:rFonts w:eastAsia="Noto Sans JP Regular"/>
         </w:rPr>
-        <w:t>Concept inhoud</w:t>
-      </w:r>
-    </w:p>
-    <w:p>
-      <w:pPr>
-        <w:rPr>
-          <w:szCs w:val="18"/>
-        </w:rPr>
-      </w:pPr>
-      <w:r>
-        <w:rPr>
-          <w:szCs w:val="18"/>
-        </w:rPr>
-        <w:t xml:space="preserve">Het volgende concept programma is gecommuniceerd met de klant.</w:t>
-      </w:r>
-    </w:p>
-    <w:p>
-      <w:pPr>
-        <w:rPr>
-          <w:szCs w:val="18"/>
-        </w:rPr>
-      </w:pPr>
-      <w:r>
-        <w:rPr>
-          <w:szCs w:val="18"/>
-        </w:rPr>
-        <w:t xml:space="preserve">+++FOR b IN bullets+++</w:t>
+        <w:t xml:space="preserve">+++$s.kop+++</w:t>
+      </w:r>
+    </w:p>
+    <w:p>
+      <w:r>
+        <w:t xml:space="preserve">+++END-IF+++</w:t>
+      </w:r>
+    </w:p>
+    <w:p>
+      <w:r>
+        <w:t xml:space="preserve">+++FOR r IN $s.regels+++</w:t>
+      </w:r>
+    </w:p>
+    <w:p>
+      <w:r>
+        <w:t xml:space="preserve">+++IF $r.bullet &amp;&amp; !$r.niveau+++</w:t>
       </w:r>
     </w:p>
     <w:p>
@@ -3152,6 +2971,101 @@
         <w:rPr>
           <w:szCs w:val="18"/>
         </w:rPr>
+        <w:t xml:space="preserve">+++$r.tekst+++</w:t>
+      </w:r>
+    </w:p>
+    <w:p>
+      <w:r>
+        <w:t xml:space="preserve">+++END-IF+++</w:t>
+      </w:r>
+    </w:p>
+    <w:p>
+      <w:r>
+        <w:t xml:space="preserve">+++IF $r.bullet &amp;&amp; $r.niveau+++</w:t>
+      </w:r>
+    </w:p>
+    <w:p>
+      <w:pPr>
+        <w:numPr>
+          <w:ilvl w:val="1"/>
+          <w:numId w:val="1"/>
+        </w:numPr>
+        <w:rPr>
+          <w:szCs w:val="18"/>
+        </w:rPr>
+      </w:pPr>
+      <w:r>
+        <w:rPr>
+          <w:szCs w:val="18"/>
+        </w:rPr>
+        <w:t xml:space="preserve">+++$r.tekst+++</w:t>
+      </w:r>
+    </w:p>
+    <w:p>
+      <w:r>
+        <w:t xml:space="preserve">+++END-IF+++</w:t>
+      </w:r>
+    </w:p>
+    <w:p>
+      <w:r>
+        <w:t xml:space="preserve">+++IF !$r.bullet+++</w:t>
+      </w:r>
+    </w:p>
+    <w:p>
+      <w:pPr>
+        <w:rPr>
+          <w:szCs w:val="18"/>
+        </w:rPr>
+      </w:pPr>
+      <w:r>
+        <w:rPr>
+          <w:szCs w:val="18"/>
+        </w:rPr>
+        <w:t xml:space="preserve">+++$r.tekst+++</w:t>
+      </w:r>
+    </w:p>
+    <w:p>
+      <w:r>
+        <w:t xml:space="preserve">+++END-IF+++</w:t>
+      </w:r>
+    </w:p>
+    <w:p>
+      <w:r>
+        <w:t xml:space="preserve">+++END-FOR r+++</w:t>
+      </w:r>
+    </w:p>
+    <w:p>
+      <w:r>
+        <w:t xml:space="preserve">+++END-FOR s+++</w:t>
+      </w:r>
+    </w:p>
+    <w:p>
+      <w:pPr>
+        <w:rPr>
+          <w:szCs w:val="18"/>
+        </w:rPr>
+      </w:pPr>
+      <w:r>
+        <w:rPr>
+          <w:szCs w:val="18"/>
+        </w:rPr>
+        <w:t xml:space="preserve">+++FOR b IN bullets+++</w:t>
+      </w:r>
+    </w:p>
+    <w:p>
+      <w:pPr>
+        <w:numPr>
+          <w:ilvl w:val="0"/>
+          <w:numId w:val="1"/>
+        </w:numPr>
+        <w:rPr>
+          <w:szCs w:val="18"/>
+        </w:rPr>
+      </w:pPr>
+      <w:r>
+        <w:rPr>
+          <w:szCs w:val="18"/>
+        </w:rPr>
         <w:t xml:space="preserve">+++$b+++</w:t>
       </w:r>
     </w:p>
@@ -3195,6 +3109,11 @@
       </w:r>
     </w:p>
     <w:p>
+      <w:r>
+        <w:t xml:space="preserve">+++IF $blk.titel+++</w:t>
+      </w:r>
+    </w:p>
+    <w:p>
       <w:pPr>
         <w:pStyle w:val="Kop1"/>
         <w:rPr>
@@ -3206,6 +3125,11 @@
           <w:rFonts w:eastAsia="Noto Sans JP Regular"/>
         </w:rPr>
         <w:t xml:space="preserve">+++$blk.titel+++</w:t>
+      </w:r>
+    </w:p>
+    <w:p>
+      <w:r>
+        <w:t xml:space="preserve">+++END-IF+++</w:t>
       </w:r>
     </w:p>
     <w:p>
@@ -3826,6 +3750,16 @@
       </w:r>
     </w:p>
     <w:p>
+      <w:r>
+        <w:t xml:space="preserve">+++FOR s IN inventarisatieIntro+++</w:t>
+      </w:r>
+    </w:p>
+    <w:p>
+      <w:r>
+        <w:t xml:space="preserve">+++IF $s.witregel+++</w:t>
+      </w:r>
+    </w:p>
+    <w:p>
       <w:pPr>
         <w:rPr>
           <w:szCs w:val="18"/>
@@ -3839,6 +3773,16 @@
       </w:r>
     </w:p>
     <w:p>
+      <w:r>
+        <w:t xml:space="preserve">+++END-IF+++</w:t>
+      </w:r>
+    </w:p>
+    <w:p>
+      <w:r>
+        <w:t xml:space="preserve">+++IF $s.kop+++</w:t>
+      </w:r>
+    </w:p>
+    <w:p>
       <w:pPr>
         <w:pStyle w:val="Kop1"/>
         <w:rPr>
@@ -3849,20 +3793,104 @@
         <w:rPr>
           <w:rFonts w:eastAsia="Noto Sans JP Regular"/>
         </w:rPr>
-        <w:t>Inventarisatie klant</w:t>
-      </w:r>
-    </w:p>
-    <w:p>
-      <w:pPr>
-        <w:rPr>
-          <w:szCs w:val="18"/>
-        </w:rPr>
-      </w:pPr>
-      <w:r>
-        <w:rPr>
-          <w:szCs w:val="18"/>
-        </w:rPr>
-        <w:t xml:space="preserve">Onderstaande informatie komt uit het inventarisatieformulier. Gebruik de context en casuïstiek als input voor de workshop.</w:t>
+        <w:t xml:space="preserve">+++$s.kop+++</w:t>
+      </w:r>
+    </w:p>
+    <w:p>
+      <w:r>
+        <w:t xml:space="preserve">+++END-IF+++</w:t>
+      </w:r>
+    </w:p>
+    <w:p>
+      <w:r>
+        <w:t xml:space="preserve">+++FOR r IN $s.regels+++</w:t>
+      </w:r>
+    </w:p>
+    <w:p>
+      <w:r>
+        <w:t xml:space="preserve">+++IF $r.bullet &amp;&amp; !$r.niveau+++</w:t>
+      </w:r>
+    </w:p>
+    <w:p>
+      <w:pPr>
+        <w:numPr>
+          <w:ilvl w:val="0"/>
+          <w:numId w:val="1"/>
+        </w:numPr>
+        <w:rPr>
+          <w:szCs w:val="18"/>
+        </w:rPr>
+      </w:pPr>
+      <w:r>
+        <w:rPr>
+          <w:szCs w:val="18"/>
+        </w:rPr>
+        <w:t xml:space="preserve">+++$r.tekst+++</w:t>
+      </w:r>
+    </w:p>
+    <w:p>
+      <w:r>
+        <w:t xml:space="preserve">+++END-IF+++</w:t>
+      </w:r>
+    </w:p>
+    <w:p>
+      <w:r>
+        <w:t xml:space="preserve">+++IF $r.bullet &amp;&amp; $r.niveau+++</w:t>
+      </w:r>
+    </w:p>
+    <w:p>
+      <w:pPr>
+        <w:numPr>
+          <w:ilvl w:val="1"/>
+          <w:numId w:val="1"/>
+        </w:numPr>
+        <w:rPr>
+          <w:szCs w:val="18"/>
+        </w:rPr>
+      </w:pPr>
+      <w:r>
+        <w:rPr>
+          <w:szCs w:val="18"/>
+        </w:rPr>
+        <w:t xml:space="preserve">+++$r.tekst+++</w:t>
+      </w:r>
+    </w:p>
+    <w:p>
+      <w:r>
+        <w:t xml:space="preserve">+++END-IF+++</w:t>
+      </w:r>
+    </w:p>
+    <w:p>
+      <w:r>
+        <w:t xml:space="preserve">+++IF !$r.bullet+++</w:t>
+      </w:r>
+    </w:p>
+    <w:p>
+      <w:pPr>
+        <w:rPr>
+          <w:szCs w:val="18"/>
+        </w:rPr>
+      </w:pPr>
+      <w:r>
+        <w:rPr>
+          <w:szCs w:val="18"/>
+        </w:rPr>
+        <w:t xml:space="preserve">+++$r.tekst+++</w:t>
+      </w:r>
+    </w:p>
+    <w:p>
+      <w:r>
+        <w:t xml:space="preserve">+++END-IF+++</w:t>
+      </w:r>
+    </w:p>
+    <w:p>
+      <w:r>
+        <w:t xml:space="preserve">+++END-FOR r+++</w:t>
+      </w:r>
+    </w:p>
+    <w:p>
+      <w:r>
+        <w:t xml:space="preserve">+++END-FOR s+++</w:t>
       </w:r>
     </w:p>
     <w:p>
@@ -3957,16 +3985,147 @@
       </w:r>
     </w:p>
     <w:p>
-      <w:pPr>
-        <w:rPr>
-          <w:szCs w:val="18"/>
-        </w:rPr>
-      </w:pPr>
-      <w:r>
-        <w:rPr>
-          <w:szCs w:val="18"/>
-        </w:rPr>
-        <w:t xml:space="preserve">Het inventarisatieformulier is (nog) niet ingevuld door de klant.</w:t>
+      <w:r>
+        <w:t xml:space="preserve">+++FOR s IN inventarisatieLeeg+++</w:t>
+      </w:r>
+    </w:p>
+    <w:p>
+      <w:r>
+        <w:t xml:space="preserve">+++IF $s.witregel+++</w:t>
+      </w:r>
+    </w:p>
+    <w:p>
+      <w:pPr>
+        <w:rPr>
+          <w:szCs w:val="18"/>
+        </w:rPr>
+      </w:pPr>
+      <w:r>
+        <w:rPr>
+          <w:szCs w:val="18"/>
+        </w:rPr>
+        <w:t xml:space="preserve"/>
+      </w:r>
+    </w:p>
+    <w:p>
+      <w:r>
+        <w:t xml:space="preserve">+++END-IF+++</w:t>
+      </w:r>
+    </w:p>
+    <w:p>
+      <w:r>
+        <w:t xml:space="preserve">+++IF $s.kop+++</w:t>
+      </w:r>
+    </w:p>
+    <w:p>
+      <w:pPr>
+        <w:pStyle w:val="Kop1"/>
+        <w:rPr>
+          <w:rFonts w:eastAsia="Noto Sans JP Regular"/>
+        </w:rPr>
+      </w:pPr>
+      <w:r>
+        <w:rPr>
+          <w:rFonts w:eastAsia="Noto Sans JP Regular"/>
+        </w:rPr>
+        <w:t xml:space="preserve">+++$s.kop+++</w:t>
+      </w:r>
+    </w:p>
+    <w:p>
+      <w:r>
+        <w:t xml:space="preserve">+++END-IF+++</w:t>
+      </w:r>
+    </w:p>
+    <w:p>
+      <w:r>
+        <w:t xml:space="preserve">+++FOR r IN $s.regels+++</w:t>
+      </w:r>
+    </w:p>
+    <w:p>
+      <w:r>
+        <w:t xml:space="preserve">+++IF $r.bullet &amp;&amp; !$r.niveau+++</w:t>
+      </w:r>
+    </w:p>
+    <w:p>
+      <w:pPr>
+        <w:numPr>
+          <w:ilvl w:val="0"/>
+          <w:numId w:val="1"/>
+        </w:numPr>
+        <w:rPr>
+          <w:szCs w:val="18"/>
+        </w:rPr>
+      </w:pPr>
+      <w:r>
+        <w:rPr>
+          <w:szCs w:val="18"/>
+        </w:rPr>
+        <w:t xml:space="preserve">+++$r.tekst+++</w:t>
+      </w:r>
+    </w:p>
+    <w:p>
+      <w:r>
+        <w:t xml:space="preserve">+++END-IF+++</w:t>
+      </w:r>
+    </w:p>
+    <w:p>
+      <w:r>
+        <w:t xml:space="preserve">+++IF $r.bullet &amp;&amp; $r.niveau+++</w:t>
+      </w:r>
+    </w:p>
+    <w:p>
+      <w:pPr>
+        <w:numPr>
+          <w:ilvl w:val="1"/>
+          <w:numId w:val="1"/>
+        </w:numPr>
+        <w:rPr>
+          <w:szCs w:val="18"/>
+        </w:rPr>
+      </w:pPr>
+      <w:r>
+        <w:rPr>
+          <w:szCs w:val="18"/>
+        </w:rPr>
+        <w:t xml:space="preserve">+++$r.tekst+++</w:t>
+      </w:r>
+    </w:p>
+    <w:p>
+      <w:r>
+        <w:t xml:space="preserve">+++END-IF+++</w:t>
+      </w:r>
+    </w:p>
+    <w:p>
+      <w:r>
+        <w:t xml:space="preserve">+++IF !$r.bullet+++</w:t>
+      </w:r>
+    </w:p>
+    <w:p>
+      <w:pPr>
+        <w:rPr>
+          <w:szCs w:val="18"/>
+        </w:rPr>
+      </w:pPr>
+      <w:r>
+        <w:rPr>
+          <w:szCs w:val="18"/>
+        </w:rPr>
+        <w:t xml:space="preserve">+++$r.tekst+++</w:t>
+      </w:r>
+    </w:p>
+    <w:p>
+      <w:r>
+        <w:t xml:space="preserve">+++END-IF+++</w:t>
+      </w:r>
+    </w:p>
+    <w:p>
+      <w:r>
+        <w:t xml:space="preserve">+++END-FOR r+++</w:t>
+      </w:r>
+    </w:p>
+    <w:p>
+      <w:r>
+        <w:t xml:space="preserve">+++END-FOR s+++</w:t>
       </w:r>
     </w:p>
     <w:p>

--- a/lib/briefing/templates/IT.docx
+++ b/lib/briefing/templates/IT.docx
@@ -2682,16 +2682,13 @@
       <w:proofErr w:type="spellEnd"/>
     </w:p>
     <w:p>
-      <w:pPr>
-        <w:rPr>
-          <w:szCs w:val="18"/>
-        </w:rPr>
-      </w:pPr>
-      <w:r>
-        <w:rPr>
-          <w:szCs w:val="18"/>
-        </w:rPr>
-        <w:t xml:space="preserve">+++FOR blk IN rolblokken+++</w:t>
+      <w:r>
+        <w:t xml:space="preserve">+++FOR s IN concept+++</w:t>
+      </w:r>
+    </w:p>
+    <w:p>
+      <w:r>
+        <w:t xml:space="preserve">+++IF $s.witregel+++</w:t>
       </w:r>
     </w:p>
     <w:p>
@@ -2709,7 +2706,12 @@
     </w:p>
     <w:p>
       <w:r>
-        <w:t xml:space="preserve">+++IF $blk.titel+++</w:t>
+        <w:t xml:space="preserve">+++END-IF+++</w:t>
+      </w:r>
+    </w:p>
+    <w:p>
+      <w:r>
+        <w:t xml:space="preserve">+++IF $s.kop+++</w:t>
       </w:r>
     </w:p>
     <w:p>
@@ -2723,7 +2725,7 @@
         <w:rPr>
           <w:rFonts w:eastAsia="Noto Sans JP Regular"/>
         </w:rPr>
-        <w:t xml:space="preserve">+++$blk.titel+++</w:t>
+        <w:t xml:space="preserve">+++$s.kop+++</w:t>
       </w:r>
     </w:p>
     <w:p>
@@ -2732,28 +2734,12 @@
       </w:r>
     </w:p>
     <w:p>
-      <w:pPr>
-        <w:rPr>
-          <w:szCs w:val="18"/>
-        </w:rPr>
-      </w:pPr>
-      <w:r>
-        <w:rPr>
-          <w:szCs w:val="18"/>
-        </w:rPr>
-        <w:t xml:space="preserve">+++FOR r IN $blk.regels+++</w:t>
-      </w:r>
-    </w:p>
-    <w:p>
-      <w:pPr>
-        <w:rPr>
-          <w:szCs w:val="18"/>
-        </w:rPr>
-      </w:pPr>
-      <w:r>
-        <w:rPr>
-          <w:szCs w:val="18"/>
-        </w:rPr>
+      <w:r>
+        <w:t xml:space="preserve">+++FOR r IN $s.regels+++</w:t>
+      </w:r>
+    </w:p>
+    <w:p>
+      <w:r>
         <w:t xml:space="preserve">+++IF $r.bullet &amp;&amp; !$r.niveau+++</w:t>
       </w:r>
     </w:p>
@@ -2775,28 +2761,12 @@
       </w:r>
     </w:p>
     <w:p>
-      <w:pPr>
-        <w:rPr>
-          <w:szCs w:val="18"/>
-        </w:rPr>
-      </w:pPr>
-      <w:r>
-        <w:rPr>
-          <w:szCs w:val="18"/>
-        </w:rPr>
+      <w:r>
         <w:t xml:space="preserve">+++END-IF+++</w:t>
       </w:r>
     </w:p>
     <w:p>
-      <w:pPr>
-        <w:rPr>
-          <w:szCs w:val="18"/>
-        </w:rPr>
-      </w:pPr>
-      <w:r>
-        <w:rPr>
-          <w:szCs w:val="18"/>
-        </w:rPr>
+      <w:r>
         <w:t xml:space="preserve">+++IF $r.bullet &amp;&amp; $r.niveau+++</w:t>
       </w:r>
     </w:p>
@@ -2818,28 +2788,12 @@
       </w:r>
     </w:p>
     <w:p>
-      <w:pPr>
-        <w:rPr>
-          <w:szCs w:val="18"/>
-        </w:rPr>
-      </w:pPr>
-      <w:r>
-        <w:rPr>
-          <w:szCs w:val="18"/>
-        </w:rPr>
+      <w:r>
         <w:t xml:space="preserve">+++END-IF+++</w:t>
       </w:r>
     </w:p>
     <w:p>
-      <w:pPr>
-        <w:rPr>
-          <w:szCs w:val="18"/>
-        </w:rPr>
-      </w:pPr>
-      <w:r>
-        <w:rPr>
-          <w:szCs w:val="18"/>
-        </w:rPr>
+      <w:r>
         <w:t xml:space="preserve">+++IF !$r.bullet+++</w:t>
       </w:r>
     </w:p>
@@ -2857,104 +2811,31 @@
       </w:r>
     </w:p>
     <w:p>
-      <w:pPr>
-        <w:rPr>
-          <w:szCs w:val="18"/>
-        </w:rPr>
-      </w:pPr>
-      <w:r>
-        <w:rPr>
-          <w:szCs w:val="18"/>
-        </w:rPr>
+      <w:r>
         <w:t xml:space="preserve">+++END-IF+++</w:t>
       </w:r>
     </w:p>
     <w:p>
-      <w:pPr>
-        <w:rPr>
-          <w:szCs w:val="18"/>
-        </w:rPr>
-      </w:pPr>
-      <w:r>
-        <w:rPr>
-          <w:szCs w:val="18"/>
-        </w:rPr>
+      <w:r>
         <w:t xml:space="preserve">+++END-FOR r+++</w:t>
       </w:r>
     </w:p>
     <w:p>
-      <w:pPr>
-        <w:rPr>
-          <w:szCs w:val="18"/>
-        </w:rPr>
-      </w:pPr>
-      <w:r>
-        <w:rPr>
-          <w:szCs w:val="18"/>
-        </w:rPr>
-        <w:t xml:space="preserve">+++END-FOR blk+++</w:t>
-      </w:r>
-    </w:p>
-    <w:p>
-      <w:r>
-        <w:t xml:space="preserve">+++FOR s IN concept+++</w:t>
-      </w:r>
-    </w:p>
-    <w:p>
-      <w:r>
-        <w:t xml:space="preserve">+++IF $s.witregel+++</w:t>
-      </w:r>
-    </w:p>
-    <w:p>
-      <w:pPr>
-        <w:rPr>
-          <w:szCs w:val="18"/>
-        </w:rPr>
-      </w:pPr>
-      <w:r>
-        <w:rPr>
-          <w:szCs w:val="18"/>
-        </w:rPr>
-        <w:t xml:space="preserve"/>
-      </w:r>
-    </w:p>
-    <w:p>
-      <w:r>
-        <w:t xml:space="preserve">+++END-IF+++</w:t>
-      </w:r>
-    </w:p>
-    <w:p>
-      <w:r>
-        <w:t xml:space="preserve">+++IF $s.kop+++</w:t>
-      </w:r>
-    </w:p>
-    <w:p>
-      <w:pPr>
-        <w:pStyle w:val="Kop1"/>
-        <w:rPr>
-          <w:rFonts w:eastAsia="Noto Sans JP Regular"/>
-        </w:rPr>
-      </w:pPr>
-      <w:r>
-        <w:rPr>
-          <w:rFonts w:eastAsia="Noto Sans JP Regular"/>
-        </w:rPr>
-        <w:t xml:space="preserve">+++$s.kop+++</w:t>
-      </w:r>
-    </w:p>
-    <w:p>
-      <w:r>
-        <w:t xml:space="preserve">+++END-IF+++</w:t>
-      </w:r>
-    </w:p>
-    <w:p>
-      <w:r>
-        <w:t xml:space="preserve">+++FOR r IN $s.regels+++</w:t>
-      </w:r>
-    </w:p>
-    <w:p>
-      <w:r>
-        <w:t xml:space="preserve">+++IF $r.bullet &amp;&amp; !$r.niveau+++</w:t>
+      <w:r>
+        <w:t xml:space="preserve">+++END-FOR s+++</w:t>
+      </w:r>
+    </w:p>
+    <w:p>
+      <w:pPr>
+        <w:rPr>
+          <w:szCs w:val="18"/>
+        </w:rPr>
+      </w:pPr>
+      <w:r>
+        <w:rPr>
+          <w:szCs w:val="18"/>
+        </w:rPr>
+        <w:t xml:space="preserve">+++FOR b IN bullets+++</w:t>
       </w:r>
     </w:p>
     <w:p>
@@ -2971,16 +2852,138 @@
         <w:rPr>
           <w:szCs w:val="18"/>
         </w:rPr>
+        <w:t xml:space="preserve">+++$b+++</w:t>
+      </w:r>
+    </w:p>
+    <w:p>
+      <w:pPr>
+        <w:rPr>
+          <w:szCs w:val="18"/>
+        </w:rPr>
+      </w:pPr>
+      <w:r>
+        <w:rPr>
+          <w:szCs w:val="18"/>
+        </w:rPr>
+        <w:t xml:space="preserve">+++END-FOR b+++</w:t>
+      </w:r>
+    </w:p>
+    <w:p>
+      <w:pPr>
+        <w:rPr>
+          <w:szCs w:val="18"/>
+        </w:rPr>
+      </w:pPr>
+      <w:r>
+        <w:rPr>
+          <w:szCs w:val="18"/>
+        </w:rPr>
+        <w:t xml:space="preserve">+++FOR blk IN rolblokken+++</w:t>
+      </w:r>
+    </w:p>
+    <w:p>
+      <w:pPr>
+        <w:rPr>
+          <w:szCs w:val="18"/>
+        </w:rPr>
+      </w:pPr>
+      <w:r>
+        <w:rPr>
+          <w:szCs w:val="18"/>
+        </w:rPr>
+        <w:t xml:space="preserve"/>
+      </w:r>
+    </w:p>
+    <w:p>
+      <w:r>
+        <w:t xml:space="preserve">+++IF $blk.titel+++</w:t>
+      </w:r>
+    </w:p>
+    <w:p>
+      <w:pPr>
+        <w:pStyle w:val="Kop1"/>
+        <w:rPr>
+          <w:rFonts w:eastAsia="Noto Sans JP Regular"/>
+        </w:rPr>
+      </w:pPr>
+      <w:r>
+        <w:rPr>
+          <w:rFonts w:eastAsia="Noto Sans JP Regular"/>
+        </w:rPr>
+        <w:t xml:space="preserve">+++$blk.titel+++</w:t>
+      </w:r>
+    </w:p>
+    <w:p>
+      <w:r>
+        <w:t xml:space="preserve">+++END-IF+++</w:t>
+      </w:r>
+    </w:p>
+    <w:p>
+      <w:pPr>
+        <w:rPr>
+          <w:szCs w:val="18"/>
+        </w:rPr>
+      </w:pPr>
+      <w:r>
+        <w:rPr>
+          <w:szCs w:val="18"/>
+        </w:rPr>
+        <w:t xml:space="preserve">+++FOR r IN $blk.regels+++</w:t>
+      </w:r>
+    </w:p>
+    <w:p>
+      <w:pPr>
+        <w:rPr>
+          <w:szCs w:val="18"/>
+        </w:rPr>
+      </w:pPr>
+      <w:r>
+        <w:rPr>
+          <w:szCs w:val="18"/>
+        </w:rPr>
+        <w:t xml:space="preserve">+++IF $r.bullet &amp;&amp; !$r.niveau+++</w:t>
+      </w:r>
+    </w:p>
+    <w:p>
+      <w:pPr>
+        <w:numPr>
+          <w:ilvl w:val="0"/>
+          <w:numId w:val="1"/>
+        </w:numPr>
+        <w:rPr>
+          <w:szCs w:val="18"/>
+        </w:rPr>
+      </w:pPr>
+      <w:r>
+        <w:rPr>
+          <w:szCs w:val="18"/>
+        </w:rPr>
         <w:t xml:space="preserve">+++$r.tekst+++</w:t>
       </w:r>
     </w:p>
     <w:p>
-      <w:r>
+      <w:pPr>
+        <w:rPr>
+          <w:szCs w:val="18"/>
+        </w:rPr>
+      </w:pPr>
+      <w:r>
+        <w:rPr>
+          <w:szCs w:val="18"/>
+        </w:rPr>
         <w:t xml:space="preserve">+++END-IF+++</w:t>
       </w:r>
     </w:p>
     <w:p>
-      <w:r>
+      <w:pPr>
+        <w:rPr>
+          <w:szCs w:val="18"/>
+        </w:rPr>
+      </w:pPr>
+      <w:r>
+        <w:rPr>
+          <w:szCs w:val="18"/>
+        </w:rPr>
         <w:t xml:space="preserve">+++IF $r.bullet &amp;&amp; $r.niveau+++</w:t>
       </w:r>
     </w:p>
@@ -3002,12 +3005,28 @@
       </w:r>
     </w:p>
     <w:p>
-      <w:r>
+      <w:pPr>
+        <w:rPr>
+          <w:szCs w:val="18"/>
+        </w:rPr>
+      </w:pPr>
+      <w:r>
+        <w:rPr>
+          <w:szCs w:val="18"/>
+        </w:rPr>
         <w:t xml:space="preserve">+++END-IF+++</w:t>
       </w:r>
     </w:p>
     <w:p>
-      <w:r>
+      <w:pPr>
+        <w:rPr>
+          <w:szCs w:val="18"/>
+        </w:rPr>
+      </w:pPr>
+      <w:r>
+        <w:rPr>
+          <w:szCs w:val="18"/>
+        </w:rPr>
         <w:t xml:space="preserve">+++IF !$r.bullet+++</w:t>
       </w:r>
     </w:p>
@@ -3025,61 +3044,42 @@
       </w:r>
     </w:p>
     <w:p>
-      <w:r>
+      <w:pPr>
+        <w:rPr>
+          <w:szCs w:val="18"/>
+        </w:rPr>
+      </w:pPr>
+      <w:r>
+        <w:rPr>
+          <w:szCs w:val="18"/>
+        </w:rPr>
         <w:t xml:space="preserve">+++END-IF+++</w:t>
       </w:r>
     </w:p>
     <w:p>
-      <w:r>
+      <w:pPr>
+        <w:rPr>
+          <w:szCs w:val="18"/>
+        </w:rPr>
+      </w:pPr>
+      <w:r>
+        <w:rPr>
+          <w:szCs w:val="18"/>
+        </w:rPr>
         <w:t xml:space="preserve">+++END-FOR r+++</w:t>
       </w:r>
     </w:p>
     <w:p>
-      <w:r>
-        <w:t xml:space="preserve">+++END-FOR s+++</w:t>
-      </w:r>
-    </w:p>
-    <w:p>
-      <w:pPr>
-        <w:rPr>
-          <w:szCs w:val="18"/>
-        </w:rPr>
-      </w:pPr>
-      <w:r>
-        <w:rPr>
-          <w:szCs w:val="18"/>
-        </w:rPr>
-        <w:t xml:space="preserve">+++FOR b IN bullets+++</w:t>
-      </w:r>
-    </w:p>
-    <w:p>
-      <w:pPr>
-        <w:numPr>
-          <w:ilvl w:val="0"/>
-          <w:numId w:val="1"/>
-        </w:numPr>
-        <w:rPr>
-          <w:szCs w:val="18"/>
-        </w:rPr>
-      </w:pPr>
-      <w:r>
-        <w:rPr>
-          <w:szCs w:val="18"/>
-        </w:rPr>
-        <w:t xml:space="preserve">+++$b+++</w:t>
-      </w:r>
-    </w:p>
-    <w:p>
-      <w:pPr>
-        <w:rPr>
-          <w:szCs w:val="18"/>
-        </w:rPr>
-      </w:pPr>
-      <w:r>
-        <w:rPr>
-          <w:szCs w:val="18"/>
-        </w:rPr>
-        <w:t xml:space="preserve">+++END-FOR b+++</w:t>
+      <w:pPr>
+        <w:rPr>
+          <w:szCs w:val="18"/>
+        </w:rPr>
+      </w:pPr>
+      <w:r>
+        <w:rPr>
+          <w:szCs w:val="18"/>
+        </w:rPr>
+        <w:t xml:space="preserve">+++END-FOR blk+++</w:t>
       </w:r>
     </w:p>
     <w:p>

--- a/lib/briefing/templates/IT.docx
+++ b/lib/briefing/templates/IT.docx
@@ -2050,6 +2050,11 @@
       <w:proofErr w:type="spellEnd"/>
     </w:p>
     <w:p>
+      <w:r>
+        <w:t xml:space="preserve">+++IF $a.kop+++</w:t>
+      </w:r>
+    </w:p>
+    <w:p>
       <w:pPr>
         <w:rPr>
           <w:lang w:val="en-US" w:eastAsia="nl-NL"/>
@@ -2057,76 +2062,172 @@
       </w:pPr>
       <w:r>
         <w:rPr>
+          <w:b/>
+          <w:bCs/>
           <w:lang w:val="en-US" w:eastAsia="nl-NL"/>
         </w:rPr>
-        <w:t xml:space="preserve">+++$a+++</w:t>
-      </w:r>
-      <w:proofErr w:type="spellStart"/>
-      <w:proofErr w:type="spellEnd"/>
-      <w:proofErr w:type="spellStart"/>
-      <w:proofErr w:type="spellEnd"/>
-      <w:proofErr w:type="spellStart"/>
-      <w:proofErr w:type="spellEnd"/>
-      <w:proofErr w:type="spellStart"/>
-      <w:proofErr w:type="spellEnd"/>
-      <w:proofErr w:type="spellStart"/>
-      <w:proofErr w:type="spellEnd"/>
-      <w:proofErr w:type="spellStart"/>
-      <w:proofErr w:type="spellEnd"/>
-      <w:proofErr w:type="spellStart"/>
-      <w:proofErr w:type="spellEnd"/>
-      <w:proofErr w:type="spellStart"/>
-      <w:proofErr w:type="spellEnd"/>
-      <w:proofErr w:type="spellStart"/>
-      <w:proofErr w:type="spellEnd"/>
-      <w:proofErr w:type="spellStart"/>
-      <w:proofErr w:type="spellEnd"/>
-      <w:proofErr w:type="spellStart"/>
-      <w:proofErr w:type="spellEnd"/>
-      <w:proofErr w:type="spellStart"/>
-      <w:proofErr w:type="spellEnd"/>
-      <w:proofErr w:type="spellStart"/>
-      <w:proofErr w:type="spellEnd"/>
-      <w:proofErr w:type="spellStart"/>
-      <w:proofErr w:type="spellEnd"/>
-      <w:proofErr w:type="spellStart"/>
-      <w:proofErr w:type="spellEnd"/>
-      <w:proofErr w:type="spellStart"/>
-      <w:proofErr w:type="spellEnd"/>
-      <w:proofErr w:type="spellStart"/>
-      <w:proofErr w:type="spellEnd"/>
-      <w:proofErr w:type="spellStart"/>
-      <w:proofErr w:type="spellEnd"/>
-      <w:proofErr w:type="spellStart"/>
-      <w:proofErr w:type="spellEnd"/>
-      <w:proofErr w:type="spellStart"/>
-      <w:proofErr w:type="spellEnd"/>
-      <w:proofErr w:type="spellStart"/>
-      <w:proofErr w:type="spellEnd"/>
-      <w:proofErr w:type="spellStart"/>
-      <w:proofErr w:type="spellEnd"/>
-      <w:proofErr w:type="spellStart"/>
-      <w:proofErr w:type="spellEnd"/>
-      <w:proofErr w:type="spellStart"/>
-      <w:proofErr w:type="spellEnd"/>
-      <w:proofErr w:type="spellStart"/>
-      <w:proofErr w:type="spellEnd"/>
-      <w:proofErr w:type="spellStart"/>
-      <w:proofErr w:type="spellEnd"/>
-      <w:proofErr w:type="spellStart"/>
-      <w:proofErr w:type="spellEnd"/>
-      <w:proofErr w:type="spellStart"/>
-      <w:proofErr w:type="spellEnd"/>
-      <w:proofErr w:type="spellStart"/>
-      <w:proofErr w:type="spellEnd"/>
-      <w:proofErr w:type="spellStart"/>
-      <w:proofErr w:type="spellEnd"/>
-      <w:proofErr w:type="spellStart"/>
-      <w:proofErr w:type="spellEnd"/>
-      <w:proofErr w:type="spellStart"/>
-      <w:proofErr w:type="spellEnd"/>
-      <w:proofErr w:type="spellStart"/>
-      <w:proofErr w:type="spellEnd"/>
+        <w:t xml:space="preserve">+++$a.tekst+++</w:t>
+      </w:r>
+      <w:proofErr w:type="spellStart"/>
+      <w:proofErr w:type="spellEnd"/>
+      <w:proofErr w:type="spellStart"/>
+      <w:proofErr w:type="spellEnd"/>
+      <w:proofErr w:type="spellStart"/>
+      <w:proofErr w:type="spellEnd"/>
+      <w:proofErr w:type="spellStart"/>
+      <w:proofErr w:type="spellEnd"/>
+      <w:proofErr w:type="spellStart"/>
+      <w:proofErr w:type="spellEnd"/>
+      <w:proofErr w:type="spellStart"/>
+      <w:proofErr w:type="spellEnd"/>
+      <w:proofErr w:type="spellStart"/>
+      <w:proofErr w:type="spellEnd"/>
+      <w:proofErr w:type="spellStart"/>
+      <w:proofErr w:type="spellEnd"/>
+      <w:proofErr w:type="spellStart"/>
+      <w:proofErr w:type="spellEnd"/>
+      <w:proofErr w:type="spellStart"/>
+      <w:proofErr w:type="spellEnd"/>
+      <w:proofErr w:type="spellStart"/>
+      <w:proofErr w:type="spellEnd"/>
+      <w:proofErr w:type="spellStart"/>
+      <w:proofErr w:type="spellEnd"/>
+      <w:proofErr w:type="spellStart"/>
+      <w:proofErr w:type="spellEnd"/>
+      <w:proofErr w:type="spellStart"/>
+      <w:proofErr w:type="spellEnd"/>
+      <w:proofErr w:type="spellStart"/>
+      <w:proofErr w:type="spellEnd"/>
+      <w:proofErr w:type="spellStart"/>
+      <w:proofErr w:type="spellEnd"/>
+      <w:proofErr w:type="spellStart"/>
+      <w:proofErr w:type="spellEnd"/>
+      <w:proofErr w:type="spellStart"/>
+      <w:proofErr w:type="spellEnd"/>
+      <w:proofErr w:type="spellStart"/>
+      <w:proofErr w:type="spellEnd"/>
+      <w:proofErr w:type="spellStart"/>
+      <w:proofErr w:type="spellEnd"/>
+      <w:proofErr w:type="spellStart"/>
+      <w:proofErr w:type="spellEnd"/>
+      <w:proofErr w:type="spellStart"/>
+      <w:proofErr w:type="spellEnd"/>
+      <w:proofErr w:type="spellStart"/>
+      <w:proofErr w:type="spellEnd"/>
+      <w:proofErr w:type="spellStart"/>
+      <w:proofErr w:type="spellEnd"/>
+      <w:proofErr w:type="spellStart"/>
+      <w:proofErr w:type="spellEnd"/>
+      <w:proofErr w:type="spellStart"/>
+      <w:proofErr w:type="spellEnd"/>
+      <w:proofErr w:type="spellStart"/>
+      <w:proofErr w:type="spellEnd"/>
+      <w:proofErr w:type="spellStart"/>
+      <w:proofErr w:type="spellEnd"/>
+      <w:proofErr w:type="spellStart"/>
+      <w:proofErr w:type="spellEnd"/>
+      <w:proofErr w:type="spellStart"/>
+      <w:proofErr w:type="spellEnd"/>
+      <w:proofErr w:type="spellStart"/>
+      <w:proofErr w:type="spellEnd"/>
+      <w:proofErr w:type="spellStart"/>
+      <w:proofErr w:type="spellEnd"/>
+      <w:proofErr w:type="spellStart"/>
+      <w:proofErr w:type="spellEnd"/>
+    </w:p>
+    <w:p>
+      <w:r>
+        <w:t xml:space="preserve">+++END-IF+++</w:t>
+      </w:r>
+    </w:p>
+    <w:p>
+      <w:r>
+        <w:t xml:space="preserve">+++IF !$a.kop+++</w:t>
+      </w:r>
+    </w:p>
+    <w:p>
+      <w:pPr>
+        <w:rPr>
+          <w:lang w:val="en-US" w:eastAsia="nl-NL"/>
+        </w:rPr>
+      </w:pPr>
+      <w:r>
+        <w:rPr>
+          <w:lang w:val="en-US" w:eastAsia="nl-NL"/>
+        </w:rPr>
+        <w:t xml:space="preserve">+++$a.tekst+++</w:t>
+      </w:r>
+      <w:proofErr w:type="spellStart"/>
+      <w:proofErr w:type="spellEnd"/>
+      <w:proofErr w:type="spellStart"/>
+      <w:proofErr w:type="spellEnd"/>
+      <w:proofErr w:type="spellStart"/>
+      <w:proofErr w:type="spellEnd"/>
+      <w:proofErr w:type="spellStart"/>
+      <w:proofErr w:type="spellEnd"/>
+      <w:proofErr w:type="spellStart"/>
+      <w:proofErr w:type="spellEnd"/>
+      <w:proofErr w:type="spellStart"/>
+      <w:proofErr w:type="spellEnd"/>
+      <w:proofErr w:type="spellStart"/>
+      <w:proofErr w:type="spellEnd"/>
+      <w:proofErr w:type="spellStart"/>
+      <w:proofErr w:type="spellEnd"/>
+      <w:proofErr w:type="spellStart"/>
+      <w:proofErr w:type="spellEnd"/>
+      <w:proofErr w:type="spellStart"/>
+      <w:proofErr w:type="spellEnd"/>
+      <w:proofErr w:type="spellStart"/>
+      <w:proofErr w:type="spellEnd"/>
+      <w:proofErr w:type="spellStart"/>
+      <w:proofErr w:type="spellEnd"/>
+      <w:proofErr w:type="spellStart"/>
+      <w:proofErr w:type="spellEnd"/>
+      <w:proofErr w:type="spellStart"/>
+      <w:proofErr w:type="spellEnd"/>
+      <w:proofErr w:type="spellStart"/>
+      <w:proofErr w:type="spellEnd"/>
+      <w:proofErr w:type="spellStart"/>
+      <w:proofErr w:type="spellEnd"/>
+      <w:proofErr w:type="spellStart"/>
+      <w:proofErr w:type="spellEnd"/>
+      <w:proofErr w:type="spellStart"/>
+      <w:proofErr w:type="spellEnd"/>
+      <w:proofErr w:type="spellStart"/>
+      <w:proofErr w:type="spellEnd"/>
+      <w:proofErr w:type="spellStart"/>
+      <w:proofErr w:type="spellEnd"/>
+      <w:proofErr w:type="spellStart"/>
+      <w:proofErr w:type="spellEnd"/>
+      <w:proofErr w:type="spellStart"/>
+      <w:proofErr w:type="spellEnd"/>
+      <w:proofErr w:type="spellStart"/>
+      <w:proofErr w:type="spellEnd"/>
+      <w:proofErr w:type="spellStart"/>
+      <w:proofErr w:type="spellEnd"/>
+      <w:proofErr w:type="spellStart"/>
+      <w:proofErr w:type="spellEnd"/>
+      <w:proofErr w:type="spellStart"/>
+      <w:proofErr w:type="spellEnd"/>
+      <w:proofErr w:type="spellStart"/>
+      <w:proofErr w:type="spellEnd"/>
+      <w:proofErr w:type="spellStart"/>
+      <w:proofErr w:type="spellEnd"/>
+      <w:proofErr w:type="spellStart"/>
+      <w:proofErr w:type="spellEnd"/>
+      <w:proofErr w:type="spellStart"/>
+      <w:proofErr w:type="spellEnd"/>
+      <w:proofErr w:type="spellStart"/>
+      <w:proofErr w:type="spellEnd"/>
+      <w:proofErr w:type="spellStart"/>
+      <w:proofErr w:type="spellEnd"/>
+      <w:proofErr w:type="spellStart"/>
+      <w:proofErr w:type="spellEnd"/>
+    </w:p>
+    <w:p>
+      <w:r>
+        <w:t xml:space="preserve">+++END-IF+++</w:t>
+      </w:r>
     </w:p>
     <w:p>
       <w:pPr>

--- a/lib/briefing/templates/IT.docx
+++ b/lib/briefing/templates/IT.docx
@@ -4026,8 +4026,17 @@
           <w:szCs w:val="18"/>
         </w:rPr>
       </w:pPr>
-      <w:r>
-        <w:rPr>
+    </w:p>
+    <w:p>
+      <w:pPr>
+        <w:rPr>
+          <w:szCs w:val="18"/>
+        </w:rPr>
+      </w:pPr>
+      <w:r>
+        <w:rPr>
+          <w:b/>
+          <w:bCs/>
           <w:szCs w:val="18"/>
         </w:rPr>
         <w:t xml:space="preserve">+++$v.vraag+++</w:t>

--- a/lib/briefing/templates/IT.docx
+++ b/lib/briefing/templates/IT.docx
@@ -2051,7 +2051,193 @@
     </w:p>
     <w:p>
       <w:r>
-        <w:t xml:space="preserve">+++IF $a.kop+++</w:t>
+        <w:t xml:space="preserve">+++IF $a.niveau === 1+++</w:t>
+      </w:r>
+    </w:p>
+    <w:p>
+      <w:pPr>
+        <w:rPr>
+          <w:lang w:val="en-US" w:eastAsia="nl-NL"/>
+        </w:rPr>
+      </w:pPr>
+      <w:r>
+        <w:rPr>
+          <w:b/>
+          <w:bCs/>
+          <w:sz w:val="27"/>
+          <w:szCs w:val="27"/>
+          <w:lang w:val="en-US" w:eastAsia="nl-NL"/>
+        </w:rPr>
+        <w:t xml:space="preserve">+++$a.tekst+++</w:t>
+      </w:r>
+      <w:proofErr w:type="spellStart"/>
+      <w:proofErr w:type="spellEnd"/>
+      <w:proofErr w:type="spellStart"/>
+      <w:proofErr w:type="spellEnd"/>
+      <w:proofErr w:type="spellStart"/>
+      <w:proofErr w:type="spellEnd"/>
+      <w:proofErr w:type="spellStart"/>
+      <w:proofErr w:type="spellEnd"/>
+      <w:proofErr w:type="spellStart"/>
+      <w:proofErr w:type="spellEnd"/>
+      <w:proofErr w:type="spellStart"/>
+      <w:proofErr w:type="spellEnd"/>
+      <w:proofErr w:type="spellStart"/>
+      <w:proofErr w:type="spellEnd"/>
+      <w:proofErr w:type="spellStart"/>
+      <w:proofErr w:type="spellEnd"/>
+      <w:proofErr w:type="spellStart"/>
+      <w:proofErr w:type="spellEnd"/>
+      <w:proofErr w:type="spellStart"/>
+      <w:proofErr w:type="spellEnd"/>
+      <w:proofErr w:type="spellStart"/>
+      <w:proofErr w:type="spellEnd"/>
+      <w:proofErr w:type="spellStart"/>
+      <w:proofErr w:type="spellEnd"/>
+      <w:proofErr w:type="spellStart"/>
+      <w:proofErr w:type="spellEnd"/>
+      <w:proofErr w:type="spellStart"/>
+      <w:proofErr w:type="spellEnd"/>
+      <w:proofErr w:type="spellStart"/>
+      <w:proofErr w:type="spellEnd"/>
+      <w:proofErr w:type="spellStart"/>
+      <w:proofErr w:type="spellEnd"/>
+      <w:proofErr w:type="spellStart"/>
+      <w:proofErr w:type="spellEnd"/>
+      <w:proofErr w:type="spellStart"/>
+      <w:proofErr w:type="spellEnd"/>
+      <w:proofErr w:type="spellStart"/>
+      <w:proofErr w:type="spellEnd"/>
+      <w:proofErr w:type="spellStart"/>
+      <w:proofErr w:type="spellEnd"/>
+      <w:proofErr w:type="spellStart"/>
+      <w:proofErr w:type="spellEnd"/>
+      <w:proofErr w:type="spellStart"/>
+      <w:proofErr w:type="spellEnd"/>
+      <w:proofErr w:type="spellStart"/>
+      <w:proofErr w:type="spellEnd"/>
+      <w:proofErr w:type="spellStart"/>
+      <w:proofErr w:type="spellEnd"/>
+      <w:proofErr w:type="spellStart"/>
+      <w:proofErr w:type="spellEnd"/>
+      <w:proofErr w:type="spellStart"/>
+      <w:proofErr w:type="spellEnd"/>
+      <w:proofErr w:type="spellStart"/>
+      <w:proofErr w:type="spellEnd"/>
+      <w:proofErr w:type="spellStart"/>
+      <w:proofErr w:type="spellEnd"/>
+      <w:proofErr w:type="spellStart"/>
+      <w:proofErr w:type="spellEnd"/>
+      <w:proofErr w:type="spellStart"/>
+      <w:proofErr w:type="spellEnd"/>
+      <w:proofErr w:type="spellStart"/>
+      <w:proofErr w:type="spellEnd"/>
+      <w:proofErr w:type="spellStart"/>
+      <w:proofErr w:type="spellEnd"/>
+      <w:proofErr w:type="spellStart"/>
+      <w:proofErr w:type="spellEnd"/>
+    </w:p>
+    <w:p>
+      <w:r>
+        <w:t xml:space="preserve">+++END-IF+++</w:t>
+      </w:r>
+    </w:p>
+    <w:p>
+      <w:r>
+        <w:t xml:space="preserve">+++IF $a.niveau === 2+++</w:t>
+      </w:r>
+    </w:p>
+    <w:p>
+      <w:pPr>
+        <w:rPr>
+          <w:lang w:val="en-US" w:eastAsia="nl-NL"/>
+        </w:rPr>
+      </w:pPr>
+      <w:r>
+        <w:rPr>
+          <w:b/>
+          <w:bCs/>
+          <w:sz w:val="26"/>
+          <w:szCs w:val="26"/>
+          <w:lang w:val="en-US" w:eastAsia="nl-NL"/>
+        </w:rPr>
+        <w:t xml:space="preserve">+++$a.tekst+++</w:t>
+      </w:r>
+      <w:proofErr w:type="spellStart"/>
+      <w:proofErr w:type="spellEnd"/>
+      <w:proofErr w:type="spellStart"/>
+      <w:proofErr w:type="spellEnd"/>
+      <w:proofErr w:type="spellStart"/>
+      <w:proofErr w:type="spellEnd"/>
+      <w:proofErr w:type="spellStart"/>
+      <w:proofErr w:type="spellEnd"/>
+      <w:proofErr w:type="spellStart"/>
+      <w:proofErr w:type="spellEnd"/>
+      <w:proofErr w:type="spellStart"/>
+      <w:proofErr w:type="spellEnd"/>
+      <w:proofErr w:type="spellStart"/>
+      <w:proofErr w:type="spellEnd"/>
+      <w:proofErr w:type="spellStart"/>
+      <w:proofErr w:type="spellEnd"/>
+      <w:proofErr w:type="spellStart"/>
+      <w:proofErr w:type="spellEnd"/>
+      <w:proofErr w:type="spellStart"/>
+      <w:proofErr w:type="spellEnd"/>
+      <w:proofErr w:type="spellStart"/>
+      <w:proofErr w:type="spellEnd"/>
+      <w:proofErr w:type="spellStart"/>
+      <w:proofErr w:type="spellEnd"/>
+      <w:proofErr w:type="spellStart"/>
+      <w:proofErr w:type="spellEnd"/>
+      <w:proofErr w:type="spellStart"/>
+      <w:proofErr w:type="spellEnd"/>
+      <w:proofErr w:type="spellStart"/>
+      <w:proofErr w:type="spellEnd"/>
+      <w:proofErr w:type="spellStart"/>
+      <w:proofErr w:type="spellEnd"/>
+      <w:proofErr w:type="spellStart"/>
+      <w:proofErr w:type="spellEnd"/>
+      <w:proofErr w:type="spellStart"/>
+      <w:proofErr w:type="spellEnd"/>
+      <w:proofErr w:type="spellStart"/>
+      <w:proofErr w:type="spellEnd"/>
+      <w:proofErr w:type="spellStart"/>
+      <w:proofErr w:type="spellEnd"/>
+      <w:proofErr w:type="spellStart"/>
+      <w:proofErr w:type="spellEnd"/>
+      <w:proofErr w:type="spellStart"/>
+      <w:proofErr w:type="spellEnd"/>
+      <w:proofErr w:type="spellStart"/>
+      <w:proofErr w:type="spellEnd"/>
+      <w:proofErr w:type="spellStart"/>
+      <w:proofErr w:type="spellEnd"/>
+      <w:proofErr w:type="spellStart"/>
+      <w:proofErr w:type="spellEnd"/>
+      <w:proofErr w:type="spellStart"/>
+      <w:proofErr w:type="spellEnd"/>
+      <w:proofErr w:type="spellStart"/>
+      <w:proofErr w:type="spellEnd"/>
+      <w:proofErr w:type="spellStart"/>
+      <w:proofErr w:type="spellEnd"/>
+      <w:proofErr w:type="spellStart"/>
+      <w:proofErr w:type="spellEnd"/>
+      <w:proofErr w:type="spellStart"/>
+      <w:proofErr w:type="spellEnd"/>
+      <w:proofErr w:type="spellStart"/>
+      <w:proofErr w:type="spellEnd"/>
+      <w:proofErr w:type="spellStart"/>
+      <w:proofErr w:type="spellEnd"/>
+      <w:proofErr w:type="spellStart"/>
+      <w:proofErr w:type="spellEnd"/>
+    </w:p>
+    <w:p>
+      <w:r>
+        <w:t xml:space="preserve">+++END-IF+++</w:t>
+      </w:r>
+    </w:p>
+    <w:p>
+      <w:r>
+        <w:t xml:space="preserve">+++IF $a.niveau === 3+++</w:t>
       </w:r>
     </w:p>
     <w:p>
